--- a/Rapports_mensuels/Mois2026_01/ipc_note_08_fr_2026_01.docx
+++ b/Rapports_mensuels/Mois2026_01/ipc_note_08_fr_2026_01.docx
@@ -39,7 +39,7 @@
         <w:pStyle w:val="ipccorps"/>
       </w:pPr>
       <w:r>
-        <w:t xml:space="preserve">En revanche, la variation mensuelle de l’indice des produits non alimentaires a decru de -0.2% en raison de la baisse des prix des divisions suivantes: des «Transports» de -2.8 %. Aussi la hausse des «Biens Et Services Divers» de 0.8 %, des «Restaurants Et Hotels» de 0.7 %, des «Meubles et Articles De Menage Et Entretien Courant Du Foyer» de 0.5 %, des «Articles D’Habillement Et Chaussures» de 0.2 %, des «Logement, Eau, Gaz et Electricite Et Autres Combustibles» de 0.1 % et la stagnation des indices des autres</w:t>
+        <w:t xml:space="preserve">En revanche, la variation mensuelle de l’indice des produits non alimentaires a decru de -0.2% en raison de la baisse des prix des divisions suivantes: des «Transports» de -2.8 %. Aussi la hausse hausse des prix des «Biens Et Services Divers» de 0.8 %, des «Restaurants Et Hotels» de 0.7 %, des «Meubles et Articles De Menage Et Entretien Courant Du Foyer» de 0.5 %, des «Articles D’Habillement Et Chaussures» de 0.2 %, des «Logement, Eau, Gaz et Electricite Et Autres Combustibles» de 0.1 % et la stagnation des indices des autres</w:t>
       </w:r>
       <w:r>
         <w:t xml:space="preserve"> </w:t>
@@ -83,7 +83,7 @@
         <w:pStyle w:val="ipccorps"/>
       </w:pPr>
       <w:r>
-        <w:t xml:space="preserve">Par ailleurs, la variation annuelle de l’indice des produits non alimentaires a augmenté de 1.3%.</w:t>
+        <w:t xml:space="preserve">Par ailleurs, la variation annuelle de l’indice des produits non alimentaires a augmenté de 1.3%. Alors que la variation des prix des divisions qui constituent les produits non alimentaires a fluctué entre une diminution de la division des «Transports» de -4.8 % et une augumentation de la division de «l’Enseignement» de 10.9 %</w:t>
       </w:r>
     </w:p>
     <w:p>
@@ -1097,7 +1097,7 @@
                 <w:szCs w:val="16"/>
                 <w:color w:val="000000"/>
               </w:rPr>
-              <w:t xml:space="preserve">39,009</w:t>
+              <w:t xml:space="preserve">40,725</w:t>
             </w:r>
           </w:p>
         </w:tc>
@@ -1151,7 +1151,7 @@
                 <w:szCs w:val="16"/>
                 <w:color w:val="000000"/>
               </w:rPr>
-              <w:t xml:space="preserve">132,1</w:t>
+              <w:t xml:space="preserve">133,7</w:t>
             </w:r>
           </w:p>
         </w:tc>
@@ -1205,7 +1205,7 @@
                 <w:szCs w:val="16"/>
                 <w:color w:val="000000"/>
               </w:rPr>
-              <w:t xml:space="preserve">130,3</w:t>
+              <w:t xml:space="preserve">131,8</w:t>
             </w:r>
           </w:p>
         </w:tc>
@@ -1259,7 +1259,7 @@
                 <w:szCs w:val="16"/>
                 <w:color w:val="000000"/>
               </w:rPr>
-              <w:t xml:space="preserve">128,6</w:t>
+              <w:t xml:space="preserve">130,5</w:t>
             </w:r>
           </w:p>
         </w:tc>
@@ -1313,7 +1313,7 @@
                 <w:szCs w:val="16"/>
                 <w:color w:val="000000"/>
               </w:rPr>
-              <w:t xml:space="preserve">128,2</w:t>
+              <w:t xml:space="preserve">130,1</w:t>
             </w:r>
           </w:p>
         </w:tc>
@@ -1367,7 +1367,7 @@
                 <w:szCs w:val="16"/>
                 <w:color w:val="000000"/>
               </w:rPr>
-              <w:t xml:space="preserve">129,2</w:t>
+              <w:t xml:space="preserve">131,4</w:t>
             </w:r>
           </w:p>
         </w:tc>
@@ -1421,7 +1421,7 @@
                 <w:szCs w:val="16"/>
                 <w:color w:val="000000"/>
               </w:rPr>
-              <w:t xml:space="preserve">0,8</w:t>
+              <w:t xml:space="preserve">1,0</w:t>
             </w:r>
           </w:p>
         </w:tc>
@@ -1475,7 +1475,7 @@
                 <w:szCs w:val="16"/>
                 <w:color w:val="000000"/>
               </w:rPr>
-              <w:t xml:space="preserve">-0,8</w:t>
+              <w:t xml:space="preserve">-0,3</w:t>
             </w:r>
           </w:p>
         </w:tc>
@@ -1529,7 +1529,7 @@
                 <w:szCs w:val="16"/>
                 <w:color w:val="000000"/>
               </w:rPr>
-              <w:t xml:space="preserve">-2,2</w:t>
+              <w:t xml:space="preserve">-1,7</w:t>
             </w:r>
           </w:p>
         </w:tc>
@@ -1643,7 +1643,7 @@
                 <w:szCs w:val="16"/>
                 <w:color w:val="000000"/>
               </w:rPr>
-              <w:t xml:space="preserve">37,502</w:t>
+              <w:t xml:space="preserve">38,964</w:t>
             </w:r>
           </w:p>
         </w:tc>
@@ -1697,7 +1697,7 @@
                 <w:szCs w:val="16"/>
                 <w:color w:val="000000"/>
               </w:rPr>
-              <w:t xml:space="preserve">131,6</w:t>
+              <w:t xml:space="preserve">133,2</w:t>
             </w:r>
           </w:p>
         </w:tc>
@@ -1751,7 +1751,7 @@
                 <w:szCs w:val="16"/>
                 <w:color w:val="000000"/>
               </w:rPr>
-              <w:t xml:space="preserve">129,7</w:t>
+              <w:t xml:space="preserve">131,2</w:t>
             </w:r>
           </w:p>
         </w:tc>
@@ -1805,7 +1805,7 @@
                 <w:szCs w:val="16"/>
                 <w:color w:val="000000"/>
               </w:rPr>
-              <w:t xml:space="preserve">127,9</w:t>
+              <w:t xml:space="preserve">129,8</w:t>
             </w:r>
           </w:p>
         </w:tc>
@@ -1859,7 +1859,7 @@
                 <w:szCs w:val="16"/>
                 <w:color w:val="000000"/>
               </w:rPr>
-              <w:t xml:space="preserve">127,5</w:t>
+              <w:t xml:space="preserve">129,4</w:t>
             </w:r>
           </w:p>
         </w:tc>
@@ -1913,7 +1913,7 @@
                 <w:szCs w:val="16"/>
                 <w:color w:val="000000"/>
               </w:rPr>
-              <w:t xml:space="preserve">128,4</w:t>
+              <w:t xml:space="preserve">130,5</w:t>
             </w:r>
           </w:p>
         </w:tc>
@@ -1967,7 +1967,7 @@
                 <w:szCs w:val="16"/>
                 <w:color w:val="000000"/>
               </w:rPr>
-              <w:t xml:space="preserve">0,7</w:t>
+              <w:t xml:space="preserve">0,9</w:t>
             </w:r>
           </w:p>
         </w:tc>
@@ -2021,7 +2021,7 @@
                 <w:szCs w:val="16"/>
                 <w:color w:val="000000"/>
               </w:rPr>
-              <w:t xml:space="preserve">-1,0</w:t>
+              <w:t xml:space="preserve">-0,5</w:t>
             </w:r>
           </w:p>
         </w:tc>
@@ -2075,7 +2075,7 @@
                 <w:szCs w:val="16"/>
                 <w:color w:val="000000"/>
               </w:rPr>
-              <w:t xml:space="preserve">-2,4</w:t>
+              <w:t xml:space="preserve">-2,0</w:t>
             </w:r>
           </w:p>
         </w:tc>
@@ -2189,7 +2189,7 @@
                 <w:szCs w:val="16"/>
                 <w:color w:val="000000"/>
               </w:rPr>
-              <w:t xml:space="preserve">1,507</w:t>
+              <w:t xml:space="preserve">1,761</w:t>
             </w:r>
           </w:p>
         </w:tc>
@@ -2243,7 +2243,7 @@
                 <w:szCs w:val="16"/>
                 <w:color w:val="000000"/>
               </w:rPr>
-              <w:t xml:space="preserve">144,0</w:t>
+              <w:t xml:space="preserve">145,1</w:t>
             </w:r>
           </w:p>
         </w:tc>
@@ -2297,7 +2297,7 @@
                 <w:szCs w:val="16"/>
                 <w:color w:val="000000"/>
               </w:rPr>
-              <w:t xml:space="preserve">145,0</w:t>
+              <w:t xml:space="preserve">146,1</w:t>
             </w:r>
           </w:p>
         </w:tc>
@@ -2351,7 +2351,7 @@
                 <w:szCs w:val="16"/>
                 <w:color w:val="000000"/>
               </w:rPr>
-              <w:t xml:space="preserve">145,0</w:t>
+              <w:t xml:space="preserve">146,1</w:t>
             </w:r>
           </w:p>
         </w:tc>
@@ -2405,7 +2405,7 @@
                 <w:szCs w:val="16"/>
                 <w:color w:val="000000"/>
               </w:rPr>
-              <w:t xml:space="preserve">145,0</w:t>
+              <w:t xml:space="preserve">146,1</w:t>
             </w:r>
           </w:p>
         </w:tc>
@@ -2459,7 +2459,7 @@
                 <w:szCs w:val="16"/>
                 <w:color w:val="000000"/>
               </w:rPr>
-              <w:t xml:space="preserve">149,3</w:t>
+              <w:t xml:space="preserve">150,5</w:t>
             </w:r>
           </w:p>
         </w:tc>
@@ -2735,7 +2735,7 @@
                 <w:szCs w:val="16"/>
                 <w:color w:val="000000"/>
               </w:rPr>
-              <w:t xml:space="preserve">60,991</w:t>
+              <w:t xml:space="preserve">59,275</w:t>
             </w:r>
           </w:p>
         </w:tc>
@@ -2789,7 +2789,7 @@
                 <w:szCs w:val="16"/>
                 <w:color w:val="000000"/>
               </w:rPr>
-              <w:t xml:space="preserve">112,0</w:t>
+              <w:t xml:space="preserve">110,7</w:t>
             </w:r>
           </w:p>
         </w:tc>
@@ -2843,7 +2843,7 @@
                 <w:szCs w:val="16"/>
                 <w:color w:val="000000"/>
               </w:rPr>
-              <w:t xml:space="preserve">112,5</w:t>
+              <w:t xml:space="preserve">112,1</w:t>
             </w:r>
           </w:p>
         </w:tc>
@@ -2897,7 +2897,7 @@
                 <w:szCs w:val="16"/>
                 <w:color w:val="000000"/>
               </w:rPr>
-              <w:t xml:space="preserve">112,5</w:t>
+              <w:t xml:space="preserve">112,2</w:t>
             </w:r>
           </w:p>
         </w:tc>
@@ -2951,7 +2951,7 @@
                 <w:szCs w:val="16"/>
                 <w:color w:val="000000"/>
               </w:rPr>
-              <w:t xml:space="preserve">112,6</w:t>
+              <w:t xml:space="preserve">112,3</w:t>
             </w:r>
           </w:p>
         </w:tc>
@@ -3005,7 +3005,7 @@
                 <w:szCs w:val="16"/>
                 <w:color w:val="000000"/>
               </w:rPr>
-              <w:t xml:space="preserve">112,4</w:t>
+              <w:t xml:space="preserve">112,1</w:t>
             </w:r>
           </w:p>
         </w:tc>
@@ -3113,7 +3113,7 @@
                 <w:szCs w:val="16"/>
                 <w:color w:val="000000"/>
               </w:rPr>
-              <w:t xml:space="preserve">-0,1</w:t>
+              <w:t xml:space="preserve">0,0</w:t>
             </w:r>
           </w:p>
         </w:tc>
@@ -3167,7 +3167,7 @@
                 <w:szCs w:val="16"/>
                 <w:color w:val="000000"/>
               </w:rPr>
-              <w:t xml:space="preserve">0,4</w:t>
+              <w:t xml:space="preserve">1,3</w:t>
             </w:r>
           </w:p>
         </w:tc>
@@ -3281,7 +3281,7 @@
                 <w:szCs w:val="16"/>
                 <w:color w:val="000000"/>
               </w:rPr>
-              <w:t xml:space="preserve">4,323</w:t>
+              <w:t xml:space="preserve">5,835</w:t>
             </w:r>
           </w:p>
         </w:tc>
@@ -3335,7 +3335,7 @@
                 <w:szCs w:val="16"/>
                 <w:color w:val="000000"/>
               </w:rPr>
-              <w:t xml:space="preserve">116,4</w:t>
+              <w:t xml:space="preserve">112,2</w:t>
             </w:r>
           </w:p>
         </w:tc>
@@ -3389,7 +3389,7 @@
                 <w:szCs w:val="16"/>
                 <w:color w:val="000000"/>
               </w:rPr>
-              <w:t xml:space="preserve">117,6</w:t>
+              <w:t xml:space="preserve">113,3</w:t>
             </w:r>
           </w:p>
         </w:tc>
@@ -3443,7 +3443,7 @@
                 <w:szCs w:val="16"/>
                 <w:color w:val="000000"/>
               </w:rPr>
-              <w:t xml:space="preserve">117,4</w:t>
+              <w:t xml:space="preserve">113,9</w:t>
             </w:r>
           </w:p>
         </w:tc>
@@ -3497,7 +3497,7 @@
                 <w:szCs w:val="16"/>
                 <w:color w:val="000000"/>
               </w:rPr>
-              <w:t xml:space="preserve">117,5</w:t>
+              <w:t xml:space="preserve">114,3</w:t>
             </w:r>
           </w:p>
         </w:tc>
@@ -3551,7 +3551,7 @@
                 <w:szCs w:val="16"/>
                 <w:color w:val="000000"/>
               </w:rPr>
-              <w:t xml:space="preserve">117,5</w:t>
+              <w:t xml:space="preserve">114,5</w:t>
             </w:r>
           </w:p>
         </w:tc>
@@ -3605,7 +3605,7 @@
                 <w:szCs w:val="16"/>
                 <w:color w:val="000000"/>
               </w:rPr>
-              <w:t xml:space="preserve">0,0</w:t>
+              <w:t xml:space="preserve">0,2</w:t>
             </w:r>
           </w:p>
         </w:tc>
@@ -3659,7 +3659,7 @@
                 <w:szCs w:val="16"/>
                 <w:color w:val="000000"/>
               </w:rPr>
-              <w:t xml:space="preserve">-0,1</w:t>
+              <w:t xml:space="preserve">1,1</w:t>
             </w:r>
           </w:p>
         </w:tc>
@@ -3713,7 +3713,7 @@
                 <w:szCs w:val="16"/>
                 <w:color w:val="000000"/>
               </w:rPr>
-              <w:t xml:space="preserve">0,9</w:t>
+              <w:t xml:space="preserve">2,0</w:t>
             </w:r>
           </w:p>
         </w:tc>
@@ -3827,7 +3827,7 @@
                 <w:szCs w:val="16"/>
                 <w:color w:val="000000"/>
               </w:rPr>
-              <w:t xml:space="preserve">14,575</w:t>
+              <w:t xml:space="preserve">14,202</w:t>
             </w:r>
           </w:p>
         </w:tc>
@@ -3881,7 +3881,7 @@
                 <w:szCs w:val="16"/>
                 <w:color w:val="000000"/>
               </w:rPr>
-              <w:t xml:space="preserve">108,9</w:t>
+              <w:t xml:space="preserve">108,7</w:t>
             </w:r>
           </w:p>
         </w:tc>
@@ -3935,7 +3935,7 @@
                 <w:szCs w:val="16"/>
                 <w:color w:val="000000"/>
               </w:rPr>
-              <w:t xml:space="preserve">109,5</w:t>
+              <w:t xml:space="preserve">109,4</w:t>
             </w:r>
           </w:p>
         </w:tc>
@@ -3989,7 +3989,7 @@
                 <w:szCs w:val="16"/>
                 <w:color w:val="000000"/>
               </w:rPr>
-              <w:t xml:space="preserve">109,5</w:t>
+              <w:t xml:space="preserve">109,4</w:t>
             </w:r>
           </w:p>
         </w:tc>
@@ -4043,7 +4043,7 @@
                 <w:szCs w:val="16"/>
                 <w:color w:val="000000"/>
               </w:rPr>
-              <w:t xml:space="preserve">109,6</w:t>
+              <w:t xml:space="preserve">109,4</w:t>
             </w:r>
           </w:p>
         </w:tc>
@@ -4097,7 +4097,7 @@
                 <w:szCs w:val="16"/>
                 <w:color w:val="000000"/>
               </w:rPr>
-              <w:t xml:space="preserve">109,6</w:t>
+              <w:t xml:space="preserve">109,5</w:t>
             </w:r>
           </w:p>
         </w:tc>
@@ -4151,7 +4151,7 @@
                 <w:szCs w:val="16"/>
                 <w:color w:val="000000"/>
               </w:rPr>
-              <w:t xml:space="preserve">0,0</w:t>
+              <w:t xml:space="preserve">0,1</w:t>
             </w:r>
           </w:p>
         </w:tc>
@@ -4259,7 +4259,7 @@
                 <w:szCs w:val="16"/>
                 <w:color w:val="000000"/>
               </w:rPr>
-              <w:t xml:space="preserve">0,6</w:t>
+              <w:t xml:space="preserve">0,7</w:t>
             </w:r>
           </w:p>
         </w:tc>
@@ -4373,7 +4373,7 @@
                 <w:szCs w:val="16"/>
                 <w:color w:val="000000"/>
               </w:rPr>
-              <w:t xml:space="preserve">4,407</w:t>
+              <w:t xml:space="preserve">5,602</w:t>
             </w:r>
           </w:p>
         </w:tc>
@@ -4427,7 +4427,7 @@
                 <w:szCs w:val="16"/>
                 <w:color w:val="000000"/>
               </w:rPr>
-              <w:t xml:space="preserve">112,3</w:t>
+              <w:t xml:space="preserve">110,0</w:t>
             </w:r>
           </w:p>
         </w:tc>
@@ -4481,7 +4481,7 @@
                 <w:szCs w:val="16"/>
                 <w:color w:val="000000"/>
               </w:rPr>
-              <w:t xml:space="preserve">113,0</w:t>
+              <w:t xml:space="preserve">111,2</w:t>
             </w:r>
           </w:p>
         </w:tc>
@@ -4535,7 +4535,7 @@
                 <w:szCs w:val="16"/>
                 <w:color w:val="000000"/>
               </w:rPr>
-              <w:t xml:space="preserve">113,1</w:t>
+              <w:t xml:space="preserve">111,3</w:t>
             </w:r>
           </w:p>
         </w:tc>
@@ -4589,7 +4589,7 @@
                 <w:szCs w:val="16"/>
                 <w:color w:val="000000"/>
               </w:rPr>
-              <w:t xml:space="preserve">113,2</w:t>
+              <w:t xml:space="preserve">111,5</w:t>
             </w:r>
           </w:p>
         </w:tc>
@@ -4643,7 +4643,7 @@
                 <w:szCs w:val="16"/>
                 <w:color w:val="000000"/>
               </w:rPr>
-              <w:t xml:space="preserve">113,2</w:t>
+              <w:t xml:space="preserve">112,1</w:t>
             </w:r>
           </w:p>
         </w:tc>
@@ -4697,7 +4697,7 @@
                 <w:szCs w:val="16"/>
                 <w:color w:val="000000"/>
               </w:rPr>
-              <w:t xml:space="preserve">0,0</w:t>
+              <w:t xml:space="preserve">0,5</w:t>
             </w:r>
           </w:p>
         </w:tc>
@@ -4751,7 +4751,7 @@
                 <w:szCs w:val="16"/>
                 <w:color w:val="000000"/>
               </w:rPr>
-              <w:t xml:space="preserve">0,2</w:t>
+              <w:t xml:space="preserve">0,8</w:t>
             </w:r>
           </w:p>
         </w:tc>
@@ -4805,7 +4805,7 @@
                 <w:szCs w:val="16"/>
                 <w:color w:val="000000"/>
               </w:rPr>
-              <w:t xml:space="preserve">0,8</w:t>
+              <w:t xml:space="preserve">1,9</w:t>
             </w:r>
           </w:p>
         </w:tc>
@@ -4919,7 +4919,7 @@
                 <w:szCs w:val="16"/>
                 <w:color w:val="000000"/>
               </w:rPr>
-              <w:t xml:space="preserve">7,741</w:t>
+              <w:t xml:space="preserve">6,594</w:t>
             </w:r>
           </w:p>
         </w:tc>
@@ -4973,7 +4973,7 @@
                 <w:szCs w:val="16"/>
                 <w:color w:val="000000"/>
               </w:rPr>
-              <w:t xml:space="preserve">101,2</w:t>
+              <w:t xml:space="preserve">103,0</w:t>
             </w:r>
           </w:p>
         </w:tc>
@@ -5027,7 +5027,7 @@
                 <w:szCs w:val="16"/>
                 <w:color w:val="000000"/>
               </w:rPr>
-              <w:t xml:space="preserve">101,5</w:t>
+              <w:t xml:space="preserve">103,5</w:t>
             </w:r>
           </w:p>
         </w:tc>
@@ -5081,7 +5081,7 @@
                 <w:szCs w:val="16"/>
                 <w:color w:val="000000"/>
               </w:rPr>
-              <w:t xml:space="preserve">101,5</w:t>
+              <w:t xml:space="preserve">103,5</w:t>
             </w:r>
           </w:p>
         </w:tc>
@@ -5135,7 +5135,7 @@
                 <w:szCs w:val="16"/>
                 <w:color w:val="000000"/>
               </w:rPr>
-              <w:t xml:space="preserve">101,5</w:t>
+              <w:t xml:space="preserve">103,5</w:t>
             </w:r>
           </w:p>
         </w:tc>
@@ -5189,7 +5189,7 @@
                 <w:szCs w:val="16"/>
                 <w:color w:val="000000"/>
               </w:rPr>
-              <w:t xml:space="preserve">101,5</w:t>
+              <w:t xml:space="preserve">103,5</w:t>
             </w:r>
           </w:p>
         </w:tc>
@@ -5351,7 +5351,7 @@
                 <w:szCs w:val="16"/>
                 <w:color w:val="000000"/>
               </w:rPr>
-              <w:t xml:space="preserve">0,3</w:t>
+              <w:t xml:space="preserve">0,5</w:t>
             </w:r>
           </w:p>
         </w:tc>
@@ -5465,7 +5465,7 @@
                 <w:szCs w:val="16"/>
                 <w:color w:val="000000"/>
               </w:rPr>
-              <w:t xml:space="preserve">10,040</w:t>
+              <w:t xml:space="preserve">7,416</w:t>
             </w:r>
           </w:p>
         </w:tc>
@@ -5519,7 +5519,7 @@
                 <w:szCs w:val="16"/>
                 <w:color w:val="000000"/>
               </w:rPr>
-              <w:t xml:space="preserve">117,3</w:t>
+              <w:t xml:space="preserve">113,5</w:t>
             </w:r>
           </w:p>
         </w:tc>
@@ -5573,7 +5573,7 @@
                 <w:szCs w:val="16"/>
                 <w:color w:val="000000"/>
               </w:rPr>
-              <w:t xml:space="preserve">115,9</w:t>
+              <w:t xml:space="preserve">111,3</w:t>
             </w:r>
           </w:p>
         </w:tc>
@@ -5627,7 +5627,7 @@
                 <w:szCs w:val="16"/>
                 <w:color w:val="000000"/>
               </w:rPr>
-              <w:t xml:space="preserve">115,8</w:t>
+              <w:t xml:space="preserve">111,4</w:t>
             </w:r>
           </w:p>
         </w:tc>
@@ -5681,7 +5681,7 @@
                 <w:szCs w:val="16"/>
                 <w:color w:val="000000"/>
               </w:rPr>
-              <w:t xml:space="preserve">115,7</w:t>
+              <w:t xml:space="preserve">111,2</w:t>
             </w:r>
           </w:p>
         </w:tc>
@@ -5735,7 +5735,7 @@
                 <w:szCs w:val="16"/>
                 <w:color w:val="000000"/>
               </w:rPr>
-              <w:t xml:space="preserve">113,9</w:t>
+              <w:t xml:space="preserve">108,1</w:t>
             </w:r>
           </w:p>
         </w:tc>
@@ -5789,7 +5789,7 @@
                 <w:szCs w:val="16"/>
                 <w:color w:val="000000"/>
               </w:rPr>
-              <w:t xml:space="preserve">-1,6</w:t>
+              <w:t xml:space="preserve">-2,8</w:t>
             </w:r>
           </w:p>
         </w:tc>
@@ -5843,7 +5843,7 @@
                 <w:szCs w:val="16"/>
                 <w:color w:val="000000"/>
               </w:rPr>
-              <w:t xml:space="preserve">-1,7</w:t>
+              <w:t xml:space="preserve">-2,9</w:t>
             </w:r>
           </w:p>
         </w:tc>
@@ -5897,7 +5897,7 @@
                 <w:szCs w:val="16"/>
                 <w:color w:val="000000"/>
               </w:rPr>
-              <w:t xml:space="preserve">-2,9</w:t>
+              <w:t xml:space="preserve">-4,8</w:t>
             </w:r>
           </w:p>
         </w:tc>
@@ -6011,7 +6011,7 @@
                 <w:szCs w:val="16"/>
                 <w:color w:val="000000"/>
               </w:rPr>
-              <w:t xml:space="preserve">2,958</w:t>
+              <w:t xml:space="preserve">2,560</w:t>
             </w:r>
           </w:p>
         </w:tc>
@@ -6065,7 +6065,7 @@
                 <w:szCs w:val="16"/>
                 <w:color w:val="000000"/>
               </w:rPr>
-              <w:t xml:space="preserve">104,1</w:t>
+              <w:t xml:space="preserve">98,0</w:t>
             </w:r>
           </w:p>
         </w:tc>
@@ -6119,7 +6119,7 @@
                 <w:szCs w:val="16"/>
                 <w:color w:val="000000"/>
               </w:rPr>
-              <w:t xml:space="preserve">103,8</w:t>
+              <w:t xml:space="preserve">97,2</w:t>
             </w:r>
           </w:p>
         </w:tc>
@@ -6173,7 +6173,7 @@
                 <w:szCs w:val="16"/>
                 <w:color w:val="000000"/>
               </w:rPr>
-              <w:t xml:space="preserve">103,8</w:t>
+              <w:t xml:space="preserve">97,2</w:t>
             </w:r>
           </w:p>
         </w:tc>
@@ -6227,7 +6227,7 @@
                 <w:szCs w:val="16"/>
                 <w:color w:val="000000"/>
               </w:rPr>
-              <w:t xml:space="preserve">103,8</w:t>
+              <w:t xml:space="preserve">97,1</w:t>
             </w:r>
           </w:p>
         </w:tc>
@@ -6281,7 +6281,7 @@
                 <w:szCs w:val="16"/>
                 <w:color w:val="000000"/>
               </w:rPr>
-              <w:t xml:space="preserve">103,7</w:t>
+              <w:t xml:space="preserve">97,1</w:t>
             </w:r>
           </w:p>
         </w:tc>
@@ -6335,7 +6335,7 @@
                 <w:szCs w:val="16"/>
                 <w:color w:val="000000"/>
               </w:rPr>
-              <w:t xml:space="preserve">-0,1</w:t>
+              <w:t xml:space="preserve">0,0</w:t>
             </w:r>
           </w:p>
         </w:tc>
@@ -6443,7 +6443,7 @@
                 <w:szCs w:val="16"/>
                 <w:color w:val="000000"/>
               </w:rPr>
-              <w:t xml:space="preserve">-0,4</w:t>
+              <w:t xml:space="preserve">-0,9</w:t>
             </w:r>
           </w:p>
         </w:tc>
@@ -6557,7 +6557,7 @@
                 <w:szCs w:val="16"/>
                 <w:color w:val="000000"/>
               </w:rPr>
-              <w:t xml:space="preserve">2,735</w:t>
+              <w:t xml:space="preserve">2,432</w:t>
             </w:r>
           </w:p>
         </w:tc>
@@ -6611,7 +6611,7 @@
                 <w:szCs w:val="16"/>
                 <w:color w:val="000000"/>
               </w:rPr>
-              <w:t xml:space="preserve">105,3</w:t>
+              <w:t xml:space="preserve">106,1</w:t>
             </w:r>
           </w:p>
         </w:tc>
@@ -6665,7 +6665,7 @@
                 <w:szCs w:val="16"/>
                 <w:color w:val="000000"/>
               </w:rPr>
-              <w:t xml:space="preserve">105,0</w:t>
+              <w:t xml:space="preserve">106,5</w:t>
             </w:r>
           </w:p>
         </w:tc>
@@ -6719,7 +6719,7 @@
                 <w:szCs w:val="16"/>
                 <w:color w:val="000000"/>
               </w:rPr>
-              <w:t xml:space="preserve">104,9</w:t>
+              <w:t xml:space="preserve">106,5</w:t>
             </w:r>
           </w:p>
         </w:tc>
@@ -6773,7 +6773,7 @@
                 <w:szCs w:val="16"/>
                 <w:color w:val="000000"/>
               </w:rPr>
-              <w:t xml:space="preserve">104,9</w:t>
+              <w:t xml:space="preserve">106,4</w:t>
             </w:r>
           </w:p>
         </w:tc>
@@ -6827,7 +6827,7 @@
                 <w:szCs w:val="16"/>
                 <w:color w:val="000000"/>
               </w:rPr>
-              <w:t xml:space="preserve">104,9</w:t>
+              <w:t xml:space="preserve">106,4</w:t>
             </w:r>
           </w:p>
         </w:tc>
@@ -6989,7 +6989,7 @@
                 <w:szCs w:val="16"/>
                 <w:color w:val="000000"/>
               </w:rPr>
-              <w:t xml:space="preserve">-0,4</w:t>
+              <w:t xml:space="preserve">0,3</w:t>
             </w:r>
           </w:p>
         </w:tc>
@@ -7103,7 +7103,7 @@
                 <w:szCs w:val="16"/>
                 <w:color w:val="000000"/>
               </w:rPr>
-              <w:t xml:space="preserve">5,636</w:t>
+              <w:t xml:space="preserve">5,358</w:t>
             </w:r>
           </w:p>
         </w:tc>
@@ -7157,7 +7157,7 @@
                 <w:szCs w:val="16"/>
                 <w:color w:val="000000"/>
               </w:rPr>
-              <w:t xml:space="preserve">121,8</w:t>
+              <w:t xml:space="preserve">116,8</w:t>
             </w:r>
           </w:p>
         </w:tc>
@@ -7211,7 +7211,7 @@
                 <w:szCs w:val="16"/>
                 <w:color w:val="000000"/>
               </w:rPr>
-              <w:t xml:space="preserve">124,4</w:t>
+              <w:t xml:space="preserve">128,6</w:t>
             </w:r>
           </w:p>
         </w:tc>
@@ -7265,7 +7265,7 @@
                 <w:szCs w:val="16"/>
                 <w:color w:val="000000"/>
               </w:rPr>
-              <w:t xml:space="preserve">124,4</w:t>
+              <w:t xml:space="preserve">129,5</w:t>
             </w:r>
           </w:p>
         </w:tc>
@@ -7319,7 +7319,7 @@
                 <w:szCs w:val="16"/>
                 <w:color w:val="000000"/>
               </w:rPr>
-              <w:t xml:space="preserve">124,4</w:t>
+              <w:t xml:space="preserve">129,5</w:t>
             </w:r>
           </w:p>
         </w:tc>
@@ -7373,7 +7373,7 @@
                 <w:szCs w:val="16"/>
                 <w:color w:val="000000"/>
               </w:rPr>
-              <w:t xml:space="preserve">124,4</w:t>
+              <w:t xml:space="preserve">129,5</w:t>
             </w:r>
           </w:p>
         </w:tc>
@@ -7481,7 +7481,7 @@
                 <w:szCs w:val="16"/>
                 <w:color w:val="000000"/>
               </w:rPr>
-              <w:t xml:space="preserve">0,0</w:t>
+              <w:t xml:space="preserve">0,7</w:t>
             </w:r>
           </w:p>
         </w:tc>
@@ -7535,7 +7535,7 @@
                 <w:szCs w:val="16"/>
                 <w:color w:val="000000"/>
               </w:rPr>
-              <w:t xml:space="preserve">2,1</w:t>
+              <w:t xml:space="preserve">10,9</w:t>
             </w:r>
           </w:p>
         </w:tc>
@@ -7649,7 +7649,7 @@
                 <w:szCs w:val="16"/>
                 <w:color w:val="000000"/>
               </w:rPr>
-              <w:t xml:space="preserve">1,461</w:t>
+              <w:t xml:space="preserve">2,468</w:t>
             </w:r>
           </w:p>
         </w:tc>
@@ -7703,7 +7703,7 @@
                 <w:szCs w:val="16"/>
                 <w:color w:val="000000"/>
               </w:rPr>
-              <w:t xml:space="preserve">119,8</w:t>
+              <w:t xml:space="preserve">114,6</w:t>
             </w:r>
           </w:p>
         </w:tc>
@@ -7757,7 +7757,7 @@
                 <w:szCs w:val="16"/>
                 <w:color w:val="000000"/>
               </w:rPr>
-              <w:t xml:space="preserve">122,2</w:t>
+              <w:t xml:space="preserve">116,0</w:t>
             </w:r>
           </w:p>
         </w:tc>
@@ -7811,7 +7811,7 @@
                 <w:szCs w:val="16"/>
                 <w:color w:val="000000"/>
               </w:rPr>
-              <w:t xml:space="preserve">122,2</w:t>
+              <w:t xml:space="preserve">116,0</w:t>
             </w:r>
           </w:p>
         </w:tc>
@@ -7865,7 +7865,7 @@
                 <w:szCs w:val="16"/>
                 <w:color w:val="000000"/>
               </w:rPr>
-              <w:t xml:space="preserve">122,8</w:t>
+              <w:t xml:space="preserve">115,8</w:t>
             </w:r>
           </w:p>
         </w:tc>
@@ -7919,7 +7919,7 @@
                 <w:szCs w:val="16"/>
                 <w:color w:val="000000"/>
               </w:rPr>
-              <w:t xml:space="preserve">122,5</w:t>
+              <w:t xml:space="preserve">116,6</w:t>
             </w:r>
           </w:p>
         </w:tc>
@@ -7973,7 +7973,7 @@
                 <w:szCs w:val="16"/>
                 <w:color w:val="000000"/>
               </w:rPr>
-              <w:t xml:space="preserve">-0,2</w:t>
+              <w:t xml:space="preserve">0,7</w:t>
             </w:r>
           </w:p>
         </w:tc>
@@ -8027,7 +8027,7 @@
                 <w:szCs w:val="16"/>
                 <w:color w:val="000000"/>
               </w:rPr>
-              <w:t xml:space="preserve">0,2</w:t>
+              <w:t xml:space="preserve">0,5</w:t>
             </w:r>
           </w:p>
         </w:tc>
@@ -8081,7 +8081,7 @@
                 <w:szCs w:val="16"/>
                 <w:color w:val="000000"/>
               </w:rPr>
-              <w:t xml:space="preserve">2,3</w:t>
+              <w:t xml:space="preserve">1,7</w:t>
             </w:r>
           </w:p>
         </w:tc>
@@ -8195,7 +8195,7 @@
                 <w:szCs w:val="16"/>
                 <w:color w:val="000000"/>
               </w:rPr>
-              <w:t xml:space="preserve">7,115</w:t>
+              <w:t xml:space="preserve">6,808</w:t>
             </w:r>
           </w:p>
         </w:tc>
@@ -8249,7 +8249,7 @@
                 <w:szCs w:val="16"/>
                 <w:color w:val="000000"/>
               </w:rPr>
-              <w:t xml:space="preserve">115,9</w:t>
+              <w:t xml:space="preserve">119,1</w:t>
             </w:r>
           </w:p>
         </w:tc>
@@ -8303,7 +8303,7 @@
                 <w:szCs w:val="16"/>
                 <w:color w:val="000000"/>
               </w:rPr>
-              <w:t xml:space="preserve">117,4</w:t>
+              <w:t xml:space="preserve">119,6</w:t>
             </w:r>
           </w:p>
         </w:tc>
@@ -8357,7 +8357,7 @@
                 <w:szCs w:val="16"/>
                 <w:color w:val="000000"/>
               </w:rPr>
-              <w:t xml:space="preserve">117,8</w:t>
+              <w:t xml:space="preserve">119,7</w:t>
             </w:r>
           </w:p>
         </w:tc>
@@ -8411,7 +8411,7 @@
                 <w:szCs w:val="16"/>
                 <w:color w:val="000000"/>
               </w:rPr>
-              <w:t xml:space="preserve">117,9</w:t>
+              <w:t xml:space="preserve">119,8</w:t>
             </w:r>
           </w:p>
         </w:tc>
@@ -8465,7 +8465,7 @@
                 <w:szCs w:val="16"/>
                 <w:color w:val="000000"/>
               </w:rPr>
-              <w:t xml:space="preserve">119,1</w:t>
+              <w:t xml:space="preserve">120,8</w:t>
             </w:r>
           </w:p>
         </w:tc>
@@ -8519,7 +8519,7 @@
                 <w:szCs w:val="16"/>
                 <w:color w:val="000000"/>
               </w:rPr>
-              <w:t xml:space="preserve">1,0</w:t>
+              <w:t xml:space="preserve">0,8</w:t>
             </w:r>
           </w:p>
         </w:tc>
@@ -8573,7 +8573,7 @@
                 <w:szCs w:val="16"/>
                 <w:color w:val="000000"/>
               </w:rPr>
-              <w:t xml:space="preserve">1,4</w:t>
+              <w:t xml:space="preserve">1,0</w:t>
             </w:r>
           </w:p>
         </w:tc>
@@ -8627,7 +8627,7 @@
                 <w:szCs w:val="16"/>
                 <w:color w:val="000000"/>
               </w:rPr>
-              <w:t xml:space="preserve">2,8</w:t>
+              <w:t xml:space="preserve">1,4</w:t>
             </w:r>
           </w:p>
         </w:tc>
@@ -8795,7 +8795,7 @@
                 <w:szCs w:val="16"/>
                 <w:color w:val="000000"/>
               </w:rPr>
-              <w:t xml:space="preserve">119,9</w:t>
+              <w:t xml:space="preserve">120,2</w:t>
             </w:r>
           </w:p>
         </w:tc>
@@ -8849,7 +8849,7 @@
                 <w:szCs w:val="16"/>
                 <w:color w:val="000000"/>
               </w:rPr>
-              <w:t xml:space="preserve">119,5</w:t>
+              <w:t xml:space="preserve">120,2</w:t>
             </w:r>
           </w:p>
         </w:tc>
@@ -8903,7 +8903,7 @@
                 <w:szCs w:val="16"/>
                 <w:color w:val="000000"/>
               </w:rPr>
-              <w:t xml:space="preserve">118,8</w:t>
+              <w:t xml:space="preserve">119,8</w:t>
             </w:r>
           </w:p>
         </w:tc>
@@ -8957,7 +8957,7 @@
                 <w:szCs w:val="16"/>
                 <w:color w:val="000000"/>
               </w:rPr>
-              <w:t xml:space="preserve">118,7</w:t>
+              <w:t xml:space="preserve">119,6</w:t>
             </w:r>
           </w:p>
         </w:tc>
@@ -9011,7 +9011,7 @@
                 <w:szCs w:val="16"/>
                 <w:color w:val="000000"/>
               </w:rPr>
-              <w:t xml:space="preserve">119,0</w:t>
+              <w:t xml:space="preserve">120,0</w:t>
             </w:r>
           </w:p>
         </w:tc>
@@ -9119,7 +9119,7 @@
                 <w:szCs w:val="16"/>
                 <w:color w:val="000000"/>
               </w:rPr>
-              <w:t xml:space="preserve">-0,4</w:t>
+              <w:t xml:space="preserve">-0,2</w:t>
             </w:r>
           </w:p>
         </w:tc>
@@ -9173,7 +9173,7 @@
                 <w:szCs w:val="16"/>
                 <w:color w:val="000000"/>
               </w:rPr>
-              <w:t xml:space="preserve">-0,8</w:t>
+              <w:t xml:space="preserve">-0,2</w:t>
             </w:r>
           </w:p>
         </w:tc>
